--- a/ФизикСим.docx
+++ b/ФизикСим.docx
@@ -375,7 +375,7 @@
           <w:b w:val="0"/>
           <w:sz w:val="28"/>
         </w:rPr>
-        <w:t>отображение векторов скорости тел с выбором режима показа;</w:t>
+        <w:t>отображение векторов скорости динамических тел с выбором режима показа;</w:t>
       </w:r>
     </w:p>
     <w:p>
@@ -671,7 +671,7 @@
           <w:b w:val="0"/>
           <w:sz w:val="28"/>
         </w:rPr>
-        <w:t>Система должна обеспечивать независимость шага расчёта от частоты отрисовки: физика выполняется с фиксированным шагом, а кадры отрисовываются с частотой, которую поддерживает компьютер.</w:t>
+        <w:t>Система должна обеспечивать независимость шага расчёта от частоты отрисовки: физика выполняется с фиксированным шагом, а кадры отрисовываются с частотой, которую поддерживает компьютер, но не выше 144 кадров в секунду.</w:t>
       </w:r>
     </w:p>
     <w:p>
@@ -1019,7 +1019,7 @@
           <w:b w:val="0"/>
           <w:sz w:val="28"/>
         </w:rPr>
-        <w:t>Система должна отображать служебную информацию: текущий FPS, количество тел на сцене, количество активных контактов, текущее время симуляции.</w:t>
+        <w:t>Система должна отображать служебную информацию в правой части нижней строки состояния: текущий FPS, количество тел на сцене, количество активных контактов, текущее время симуляции.</w:t>
       </w:r>
     </w:p>
     <w:p>
@@ -1049,7 +1049,7 @@
           <w:b w:val="0"/>
           <w:sz w:val="28"/>
         </w:rPr>
-        <w:t>Система должна отображать векторы линейной скорости тел в виде стрелок, направленных вдоль вектора скорости. Длина стрелки пропорциональна модулю скорости, но ограничена сверху, чтобы не перекрывать сцену.</w:t>
+        <w:t>Система должна отображать векторы линейной скорости динамических тел в виде стрелок, направленных вдоль вектора скорости. Длина стрелки пропорциональна модулю скорости, но ограничена сверху, чтобы не перекрывать сцену.</w:t>
       </w:r>
     </w:p>
     <w:p>
@@ -1064,7 +1064,7 @@
           <w:b w:val="0"/>
           <w:sz w:val="28"/>
         </w:rPr>
-        <w:t>Система должна поддерживать три режима отображения векторов скорости: векторы выключены, векторы только у выбранного тела, векторы у всех тел.</w:t>
+        <w:t>Система должна поддерживать три режима отображения векторов скорости: векторы выключены, векторы только у выбранного тела, векторы у всех динамических тел.</w:t>
       </w:r>
     </w:p>
     <w:p>
@@ -1609,7 +1609,7 @@
           <w:b w:val="0"/>
           <w:sz w:val="28"/>
         </w:rPr>
-        <w:t>Чтение файла сцены выполняется с запретом обработки внешних сущностей XML, что исключает подстановку посторонних данных.</w:t>
+        <w:t>Чтение файла сцены выполняется с запретом обработки внешних сущностей XML, что исключает подстановку посторонних данных; размер файла сцены ограничен 8 МБ.</w:t>
       </w:r>
     </w:p>
     <w:p>
@@ -1685,7 +1685,7 @@
           <w:b w:val="0"/>
           <w:sz w:val="28"/>
         </w:rPr>
-        <w:t>Все параметры (гравитация, упругость, трение, шаг интегрирования, подшаги) отображаются одновременно и доступны для изменения без паузы симуляции.</w:t>
+        <w:t>Параметры мира (гравитация, шаг интегрирования, подшаги) всегда отображаются на панели и доступны для изменения без паузы симуляции. Трение и упругость новых тел отображаются в блоке «Параметры нового тела» (в режиме «Создать объект»), а свойства выбранного тела – в отдельном блоке, и применяются сразу.</w:t>
       </w:r>
     </w:p>
     <w:p>
@@ -1715,7 +1715,7 @@
           <w:b w:val="0"/>
           <w:sz w:val="28"/>
         </w:rPr>
-        <w:t>Переключение инструментов доступно как мышью, так и клавишами 1 и 2, что ускоряет работу при частой смене режима.</w:t>
+        <w:t>Переключение инструментов доступно как мышью, так и клавишами 1 и 2, а правая кнопка мыши возвращает инструмент «Выбор», что ускоряет работу при частой смене режима.</w:t>
       </w:r>
     </w:p>
     <w:p>
@@ -1776,7 +1776,7 @@
           <w:b w:val="0"/>
           <w:sz w:val="28"/>
         </w:rPr>
-        <w:t>Приложение должно работать на платформе .NET Framework 4.7.1 и выше с использованием Windows Forms.</w:t>
+        <w:t>Приложение должно работать на платформе .NET Framework 4.8 с использованием Windows Forms.</w:t>
       </w:r>
     </w:p>
     <w:p>
@@ -1974,7 +1974,7 @@
           <w:b w:val="0"/>
           <w:sz w:val="28"/>
         </w:rPr>
-        <w:t>gravity – вектор гравитации, м/с² (по умолчанию (0; −9,81));</w:t>
+        <w:t>GravityX, GravityY – вектор гравитации, м/с² (по умолчанию (0; −9,81));</w:t>
       </w:r>
     </w:p>
     <w:p>
@@ -1990,7 +1990,7 @@
           <w:b w:val="0"/>
           <w:sz w:val="28"/>
         </w:rPr>
-        <w:t>gravity_enabled – логический флаг включения гравитации;</w:t>
+        <w:t>GravityEnabled – логический флаг включения гравитации;</w:t>
       </w:r>
     </w:p>
     <w:p>
@@ -2006,7 +2006,7 @@
           <w:b w:val="0"/>
           <w:sz w:val="28"/>
         </w:rPr>
-        <w:t>fixed_step – фиксированный шаг интегрирования, с (по умолчанию 1/60);</w:t>
+        <w:t>Step – фиксированный шаг интегрирования, с (по умолчанию 1/60);</w:t>
       </w:r>
     </w:p>
     <w:p>
@@ -2022,7 +2022,7 @@
           <w:b w:val="0"/>
           <w:sz w:val="28"/>
         </w:rPr>
-        <w:t>sub_steps – число подшагов расчёта за один шаг (по умолчанию 2);</w:t>
+        <w:t>SubSteps – число подшагов расчёта за один шаг (по умолчанию 2);</w:t>
       </w:r>
     </w:p>
     <w:p>
@@ -2038,7 +2038,7 @@
           <w:b w:val="0"/>
           <w:sz w:val="28"/>
         </w:rPr>
-        <w:t>restitution – глобальный коэффициент упругости для новых тел (от 0 до 1);</w:t>
+        <w:t>DefaultRestitution – глобальный коэффициент упругости для новых тел (от 0 до 1, по умолчанию 0,2);</w:t>
       </w:r>
     </w:p>
     <w:p>
@@ -2054,7 +2054,7 @@
           <w:b w:val="0"/>
           <w:sz w:val="28"/>
         </w:rPr>
-        <w:t>friction – глобальный коэффициент трения для новых тел (от 0 до 1);</w:t>
+        <w:t>DefaultFriction – глобальный коэффициент трения для новых тел (от 0 до 1, по умолчанию 0,35);</w:t>
       </w:r>
     </w:p>
     <w:p>
@@ -2070,7 +2070,7 @@
           <w:b w:val="0"/>
           <w:sz w:val="28"/>
         </w:rPr>
-        <w:t>bodies – список тел, входящих в мир.</w:t>
+        <w:t>Bodies – список тел, входящих в мир.</w:t>
       </w:r>
     </w:p>
     <w:p>
@@ -2101,7 +2101,7 @@
           <w:b w:val="0"/>
           <w:sz w:val="28"/>
         </w:rPr>
-        <w:t>shape – форма тела: «Circle» (круг) или «Box» (прямоугольник);</w:t>
+        <w:t>Shape – форма тела: «Circle» (круг) или «Box» (прямоугольник);</w:t>
       </w:r>
     </w:p>
     <w:p>
@@ -2117,7 +2117,7 @@
           <w:b w:val="0"/>
           <w:sz w:val="28"/>
         </w:rPr>
-        <w:t>type – тип тела: 0 – статическое, 1 – кинематическое, 2 – динамическое;</w:t>
+        <w:t>Type – тип тела: 0 – статическое, 1 – кинематическое, 2 – динамическое;</w:t>
       </w:r>
     </w:p>
     <w:p>
@@ -2133,7 +2133,7 @@
           <w:b w:val="0"/>
           <w:sz w:val="28"/>
         </w:rPr>
-        <w:t>width, height – геометрические размеры, м (для круга используется width как диаметр);</w:t>
+        <w:t>Width, Height – геометрические размеры, м (для круга используется Width как диаметр);</w:t>
       </w:r>
     </w:p>
     <w:p>
@@ -2149,7 +2149,7 @@
           <w:b w:val="0"/>
           <w:sz w:val="28"/>
         </w:rPr>
-        <w:t>x, y – координаты центра масс, м;</w:t>
+        <w:t>X, Y – координаты центра масс, м;</w:t>
       </w:r>
     </w:p>
     <w:p>
@@ -2165,7 +2165,7 @@
           <w:b w:val="0"/>
           <w:sz w:val="28"/>
         </w:rPr>
-        <w:t>angle – угол поворота, радианы;</w:t>
+        <w:t>Angle – угол поворота, радианы;</w:t>
       </w:r>
     </w:p>
     <w:p>
@@ -2181,7 +2181,7 @@
           <w:b w:val="0"/>
           <w:sz w:val="28"/>
         </w:rPr>
-        <w:t>vx, vy – линейная скорость, м/с;</w:t>
+        <w:t>Vx, Vy – линейная скорость, м/с (по модулю не более 100);</w:t>
       </w:r>
     </w:p>
     <w:p>
@@ -2197,7 +2197,7 @@
           <w:b w:val="0"/>
           <w:sz w:val="28"/>
         </w:rPr>
-        <w:t>angular_velocity – угловая скорость, рад/с;</w:t>
+        <w:t>AngularVelocity – угловая скорость, рад/с;</w:t>
       </w:r>
     </w:p>
     <w:p>
@@ -2213,7 +2213,7 @@
           <w:b w:val="0"/>
           <w:sz w:val="28"/>
         </w:rPr>
-        <w:t>density – плотность материала, кг/м²;</w:t>
+        <w:t>Density – плотность материала, кг/м²;</w:t>
       </w:r>
     </w:p>
     <w:p>
@@ -2229,7 +2229,7 @@
           <w:b w:val="0"/>
           <w:sz w:val="28"/>
         </w:rPr>
-        <w:t>restitution – коэффициент упругости тела (от 0 до 1);</w:t>
+        <w:t>Restitution – коэффициент упругости тела (от 0 до 1);</w:t>
       </w:r>
     </w:p>
     <w:p>
@@ -2245,7 +2245,7 @@
           <w:b w:val="0"/>
           <w:sz w:val="28"/>
         </w:rPr>
-        <w:t>friction – коэффициент трения тела (от 0 до 1);</w:t>
+        <w:t>Friction – коэффициент трения тела (от 0 до 1);</w:t>
       </w:r>
     </w:p>
     <w:p>
@@ -2261,7 +2261,7 @@
           <w:b w:val="0"/>
           <w:sz w:val="28"/>
         </w:rPr>
-        <w:t>color – цвет заливки для визуализации.</w:t>
+        <w:t>Color – цвет заливки для визуализации.</w:t>
       </w:r>
     </w:p>
     <w:p>
@@ -2694,6 +2694,7 @@
                 <w:b w:val="0"/>
                 <w:sz w:val="24"/>
               </w:rPr>
+              <w:t>−10000…10000 м</w:t>
             </w:r>
             <w:r>
               <w:rPr>
@@ -2701,7 +2702,6 @@
                 <w:b w:val="0"/>
                 <w:sz w:val="24"/>
               </w:rPr>
-              <w:t>в пределах 0…24 и 0…16 м</w:t>
             </w:r>
           </w:p>
         </w:tc>
@@ -2804,6 +2804,7 @@
                 <w:b w:val="0"/>
                 <w:sz w:val="24"/>
               </w:rPr>
+              <w:t>радианы, диапазон не проверяется</w:t>
             </w:r>
             <w:r>
               <w:rPr>
@@ -2811,7 +2812,6 @@
                 <w:b w:val="0"/>
                 <w:sz w:val="24"/>
               </w:rPr>
-              <w:t>−π…π, радианы</w:t>
             </w:r>
           </w:p>
         </w:tc>
@@ -2914,6 +2914,7 @@
                 <w:b w:val="0"/>
                 <w:sz w:val="24"/>
               </w:rPr>
+              <w:t>−100…100 м/с</w:t>
             </w:r>
             <w:r>
               <w:rPr>
@@ -2921,7 +2922,6 @@
                 <w:b w:val="0"/>
                 <w:sz w:val="24"/>
               </w:rPr>
-              <w:t>−1000…1000 м/с</w:t>
             </w:r>
           </w:p>
         </w:tc>
@@ -4842,7 +4842,7 @@
           <w:b w:val="0"/>
           <w:sz w:val="28"/>
         </w:rPr>
-        <w:t>Приложение разделено на пять модулей. Модуль Program содержит точку входа и запускает главную форму. Модуль MainForm отвечает за окно, панели управления, обработку команд и горячих клавиш, а также связывает физическую модель с отображением. Модуль SimulationCanvas представляет собой отдельный элемент управления, на котором выполняется отрисовка сцены; он не знает о физике и получает готовый делегат отрисовки. Модуль PhysicsWorld инкапсулирует работу с библиотекой Aether.Physics2D: создание тел, изменение их свойств, выполнение шага расчёта, сохранение и загрузку сцен. Модуль Theme задаёт единое оформление: цвета, шрифты, внешний вид кнопок и полей ввода.</w:t>
+        <w:t>Приложение разделено на пять модулей. Модуль Program содержит точку входа и запускает главную форму. Модуль MainForm отвечает за окно, панели управления, обработку команд и горячих клавиш, а также связывает физическую модель с отображением; в нём же задаётся делегат отрисовки сцены (GDI+) и обработка мыши, включая перетаскивание тел через FixedMouseJoint. Модуль SimulationCanvas представляет собой отдельный элемент управления, на котором выполняется отрисовка сцены; он не знает о физике и получает готовый делегат отрисовки. Модуль PhysicsWorld инкапсулирует работу с библиотекой Aether.Physics2D: создание тел, изменение их свойств, выполнение шага расчёта, сохранение и загрузку сцен. Модуль Theme задаёт единое оформление: цвета, шрифты, внешний вид кнопок и полей ввода.</w:t>
       </w:r>
     </w:p>
     <w:p>
@@ -5556,7 +5556,7 @@
           <w:b w:val="0"/>
           <w:sz w:val="28"/>
         </w:rPr>
-        <w:t>Решение задачи 1. Для расчёта используется библиотека Aether.Physics2D, представляющая собой перенос движка Box2D на платформу .NET. Библиотека реализует интеграцию уравнений движения, обнаружение и разрешение контактов, трение, упругость и переход тел в состояние сна. Класс PhysicsWorld инкапсулирует работу с библиотекой, поэтому остальные модули не зависят от её типов напрямую.</w:t>
+        <w:t>Решение задачи 1. Для расчёта используется библиотека Aether.Physics2D, представляющая собой перенос движка Box2D на платформу .NET. Библиотека реализует интеграцию уравнений движения, обнаружение и разрешение контактов, трение, упругость и переход тел в состояние сна. Класс PhysicsWorld инкапсулирует работу с библиотекой, поэтому создание тел, шаг расчёта, сохранение и загрузка сцен выполняются через его методы; отдельные типы библиотеки (Body, BodyType, FixedMouseJoint) используются в MainForm только для выбора и перетаскивания тел.</w:t>
       </w:r>
     </w:p>
     <w:p>
@@ -6408,7 +6408,7 @@
           <w:b w:val="0"/>
           <w:sz w:val="28"/>
         </w:rPr>
-        <w:t>Векторы скорости. Поверх сцены рисуются стрелки вдоль вектора линейной скорости. Длина стрелки пропорциональна модулю скорости (0,4 метра на 1 м/с) и ограничена сверху шестью метрами, чтобы быстрое тело не закрывало стрелкой всю сцену. Толщина линии задаётся в единицах, обратных масштабу, поэтому стрелка не утолщается при приближении.</w:t>
+        <w:t>Векторы скорости. Поверх сцены у динамических тел рисуются стрелки вдоль вектора линейной скорости. Длина стрелки пропорциональна модулю скорости (0,4 метра на 1 м/с) и ограничена сверху шестью метрами, чтобы быстрое тело не закрывало стрелкой всю сцену. Толщина линии задаётся в единицах, обратных масштабу, поэтому стрелка не утолщается при приближении.</w:t>
       </w:r>
     </w:p>
     <w:p>
@@ -7350,7 +7350,7 @@
           <w:b w:val="0"/>
           <w:sz w:val="28"/>
         </w:rPr>
-        <w:t>Цикл кадра. На рисунке 2 показана последовательность операций, выполняемых за один кадр: событие таймера инициирует накопление времени с учётом множителя скорости, затем выполняется шаг физики (при необходимости – с подшагами), после чего сцена перерисовывается и обновляется служебная информация.</w:t>
+        <w:t>Цикл кадра. На рисунке 2 показана последовательность операций, выполняемых за один кадр: отдельный поток, задающий темп кадров (не более 144 кадров в секунду), инициирует накопление времени с учётом множителя скорости, затем выполняется шаг физики (при необходимости – с подшагами), после чего сцена перерисовывается и обновляется служебная информация.</w:t>
       </w:r>
     </w:p>
     <w:p>
@@ -7421,7 +7421,7 @@
           <w:b w:val="0"/>
           <w:sz w:val="28"/>
         </w:rPr>
-        <w:t>Тестирование. Работоспособность приложения подтверждается набором автоматических проверок, которые выполняются отдельной программой и не требуют ручных действий. Проверки охватывают физический расчёт, работу с файлами, интерфейс и отрисовку; всего выполняется 66 проверок, все они проходят успешно.</w:t>
+        <w:t>Тестирование. Работоспособность приложения подтверждается автоматическими проверками, которые выполняются отдельными программами (физический расчёт, работа с файлами, интерфейс, отрисовка), и ручными испытаниями по перечню таблицы 4. Результаты автоматических проверок физики и файлов приведены в файле checks-result.txt.</w:t>
       </w:r>
     </w:p>
     <w:p>
@@ -7436,7 +7436,7 @@
           <w:b w:val="0"/>
           <w:sz w:val="28"/>
         </w:rPr>
-        <w:t>Таблица 4 – Проверяемые функции и результаты тестирования</w:t>
+        <w:t>Таблица 4 – Проверяемые функции и способы проверки</w:t>
       </w:r>
     </w:p>
     <w:tbl>
@@ -7551,6 +7551,7 @@
                 <w:b/>
                 <w:sz w:val="24"/>
               </w:rPr>
+              <w:t>Способ проверки</w:t>
             </w:r>
             <w:r>
               <w:rPr>
@@ -7558,7 +7559,6 @@
                 <w:b/>
                 <w:sz w:val="24"/>
               </w:rPr>
-              <w:t>Результат</w:t>
             </w:r>
           </w:p>
         </w:tc>
@@ -7661,6 +7661,7 @@
                 <w:b w:val="0"/>
                 <w:sz w:val="24"/>
               </w:rPr>
+              <w:t>Вручную</w:t>
             </w:r>
             <w:r>
               <w:rPr>
@@ -7668,7 +7669,6 @@
                 <w:b w:val="0"/>
                 <w:sz w:val="24"/>
               </w:rPr>
-              <w:t>Пройдено</w:t>
             </w:r>
           </w:p>
         </w:tc>
@@ -7771,6 +7771,7 @@
                 <w:b w:val="0"/>
                 <w:sz w:val="24"/>
               </w:rPr>
+              <w:t>Автоматически</w:t>
             </w:r>
             <w:r>
               <w:rPr>
@@ -7778,7 +7779,6 @@
                 <w:b w:val="0"/>
                 <w:sz w:val="24"/>
               </w:rPr>
-              <w:t>Пройдено</w:t>
             </w:r>
           </w:p>
         </w:tc>
@@ -7881,6 +7881,7 @@
                 <w:b w:val="0"/>
                 <w:sz w:val="24"/>
               </w:rPr>
+              <w:t>Вручную</w:t>
             </w:r>
             <w:r>
               <w:rPr>
@@ -7888,7 +7889,6 @@
                 <w:b w:val="0"/>
                 <w:sz w:val="24"/>
               </w:rPr>
-              <w:t>Пройдено</w:t>
             </w:r>
           </w:p>
         </w:tc>
@@ -7991,6 +7991,7 @@
                 <w:b w:val="0"/>
                 <w:sz w:val="24"/>
               </w:rPr>
+              <w:t>Вручную</w:t>
             </w:r>
             <w:r>
               <w:rPr>
@@ -7998,7 +7999,6 @@
                 <w:b w:val="0"/>
                 <w:sz w:val="24"/>
               </w:rPr>
-              <w:t>Пройдено</w:t>
             </w:r>
           </w:p>
         </w:tc>
@@ -8101,6 +8101,7 @@
                 <w:b w:val="0"/>
                 <w:sz w:val="24"/>
               </w:rPr>
+              <w:t>Вручную</w:t>
             </w:r>
             <w:r>
               <w:rPr>
@@ -8108,7 +8109,6 @@
                 <w:b w:val="0"/>
                 <w:sz w:val="24"/>
               </w:rPr>
-              <w:t>Пройдено</w:t>
             </w:r>
           </w:p>
         </w:tc>
@@ -8211,6 +8211,7 @@
                 <w:b w:val="0"/>
                 <w:sz w:val="24"/>
               </w:rPr>
+              <w:t>Автоматически</w:t>
             </w:r>
             <w:r>
               <w:rPr>
@@ -8218,7 +8219,6 @@
                 <w:b w:val="0"/>
                 <w:sz w:val="24"/>
               </w:rPr>
-              <w:t>Пройдено</w:t>
             </w:r>
           </w:p>
         </w:tc>
@@ -8321,6 +8321,7 @@
                 <w:b w:val="0"/>
                 <w:sz w:val="24"/>
               </w:rPr>
+              <w:t>Автоматически</w:t>
             </w:r>
             <w:r>
               <w:rPr>
@@ -8328,7 +8329,6 @@
                 <w:b w:val="0"/>
                 <w:sz w:val="24"/>
               </w:rPr>
-              <w:t>Пройдено</w:t>
             </w:r>
           </w:p>
         </w:tc>
@@ -8431,6 +8431,7 @@
                 <w:b w:val="0"/>
                 <w:sz w:val="24"/>
               </w:rPr>
+              <w:t>Автоматически</w:t>
             </w:r>
             <w:r>
               <w:rPr>
@@ -8438,7 +8439,6 @@
                 <w:b w:val="0"/>
                 <w:sz w:val="24"/>
               </w:rPr>
-              <w:t>Пройдено</w:t>
             </w:r>
           </w:p>
         </w:tc>
@@ -8541,6 +8541,7 @@
                 <w:b w:val="0"/>
                 <w:sz w:val="24"/>
               </w:rPr>
+              <w:t>Вручную</w:t>
             </w:r>
             <w:r>
               <w:rPr>
@@ -8548,7 +8549,6 @@
                 <w:b w:val="0"/>
                 <w:sz w:val="24"/>
               </w:rPr>
-              <w:t>Пройдено</w:t>
             </w:r>
           </w:p>
         </w:tc>
@@ -8651,6 +8651,7 @@
                 <w:b w:val="0"/>
                 <w:sz w:val="24"/>
               </w:rPr>
+              <w:t>Вручную</w:t>
             </w:r>
             <w:r>
               <w:rPr>
@@ -8658,7 +8659,6 @@
                 <w:b w:val="0"/>
                 <w:sz w:val="24"/>
               </w:rPr>
-              <w:t>Пройдено</w:t>
             </w:r>
           </w:p>
         </w:tc>
@@ -8761,6 +8761,7 @@
                 <w:b w:val="0"/>
                 <w:sz w:val="24"/>
               </w:rPr>
+              <w:t>Вручную</w:t>
             </w:r>
             <w:r>
               <w:rPr>
@@ -8768,7 +8769,6 @@
                 <w:b w:val="0"/>
                 <w:sz w:val="24"/>
               </w:rPr>
-              <w:t>Пройдено</w:t>
             </w:r>
           </w:p>
         </w:tc>
@@ -8871,6 +8871,7 @@
                 <w:b w:val="0"/>
                 <w:sz w:val="24"/>
               </w:rPr>
+              <w:t>Вручную</w:t>
             </w:r>
             <w:r>
               <w:rPr>
@@ -8878,7 +8879,6 @@
                 <w:b w:val="0"/>
                 <w:sz w:val="24"/>
               </w:rPr>
-              <w:t>Пройдено</w:t>
             </w:r>
           </w:p>
         </w:tc>
@@ -8981,6 +8981,7 @@
                 <w:b w:val="0"/>
                 <w:sz w:val="24"/>
               </w:rPr>
+              <w:t>Вручную</w:t>
             </w:r>
             <w:r>
               <w:rPr>
@@ -8988,7 +8989,6 @@
                 <w:b w:val="0"/>
                 <w:sz w:val="24"/>
               </w:rPr>
-              <w:t>Пройдено</w:t>
             </w:r>
           </w:p>
         </w:tc>
@@ -9091,6 +9091,7 @@
                 <w:b w:val="0"/>
                 <w:sz w:val="24"/>
               </w:rPr>
+              <w:t>Вручную</w:t>
             </w:r>
             <w:r>
               <w:rPr>
@@ -9098,7 +9099,6 @@
                 <w:b w:val="0"/>
                 <w:sz w:val="24"/>
               </w:rPr>
-              <w:t>Пройдено</w:t>
             </w:r>
           </w:p>
         </w:tc>
@@ -9201,6 +9201,7 @@
                 <w:b w:val="0"/>
                 <w:sz w:val="24"/>
               </w:rPr>
+              <w:t>Автоматически</w:t>
             </w:r>
             <w:r>
               <w:rPr>
@@ -9208,7 +9209,6 @@
                 <w:b w:val="0"/>
                 <w:sz w:val="24"/>
               </w:rPr>
-              <w:t>Пройдено</w:t>
             </w:r>
           </w:p>
         </w:tc>
@@ -9311,6 +9311,7 @@
                 <w:b w:val="0"/>
                 <w:sz w:val="24"/>
               </w:rPr>
+              <w:t>Автоматически</w:t>
             </w:r>
             <w:r>
               <w:rPr>
@@ -9318,7 +9319,6 @@
                 <w:b w:val="0"/>
                 <w:sz w:val="24"/>
               </w:rPr>
-              <w:t>Пройдено</w:t>
             </w:r>
           </w:p>
         </w:tc>
@@ -9421,6 +9421,7 @@
                 <w:b w:val="0"/>
                 <w:sz w:val="24"/>
               </w:rPr>
+              <w:t>Автоматически</w:t>
             </w:r>
             <w:r>
               <w:rPr>
@@ -9428,7 +9429,6 @@
                 <w:b w:val="0"/>
                 <w:sz w:val="24"/>
               </w:rPr>
-              <w:t>Пройдено</w:t>
             </w:r>
           </w:p>
         </w:tc>
@@ -9531,6 +9531,7 @@
                 <w:b w:val="0"/>
                 <w:sz w:val="24"/>
               </w:rPr>
+              <w:t>Автоматически</w:t>
             </w:r>
             <w:r>
               <w:rPr>
@@ -9538,7 +9539,6 @@
                 <w:b w:val="0"/>
                 <w:sz w:val="24"/>
               </w:rPr>
-              <w:t>Пройдено</w:t>
             </w:r>
           </w:p>
         </w:tc>
@@ -9556,7 +9556,7 @@
           <w:b w:val="0"/>
           <w:sz w:val="28"/>
         </w:rPr>
-        <w:t>Ожидаемый результат: сцены сохраняются и загружаются без потери данных, некорректные файлы отклоняются с понятным сообщением, все автоматические проверки проходят успешно.</w:t>
+        <w:t>Ожидаемый результат: сцены сохраняются и загружаются без потери данных, некорректные файлы отклоняются с понятным сообщением, все автоматические проверки проходят успешно, а ручные испытания по таблице 4 подтверждают заявленное поведение.</w:t>
       </w:r>
     </w:p>
     <w:p>
@@ -9617,7 +9617,7 @@
           <w:b w:val="0"/>
           <w:sz w:val="28"/>
         </w:rPr>
-        <w:t>Боковая панель – настройки физических параметров, параметры нового тела и свойства выбранного тела. Здесь размещаются: выбор инструмента, вектор гравитации, переключатель гравитации, шаг интегрирования, число подшагов, форма и тип создаваемого тела, его размеры, плотность, трение, упругость и начальная скорость, а также режим отображения векторов скорости. Блок свойств выбранного тела показывается только при наличии выбора; состав полей зависит от формы тела – для круга вместо ширины и высоты показывается диаметр.</w:t>
+        <w:t>Боковая панель – настройки физических параметров, параметры нового тела и свойства выбранного тела. Здесь размещаются: выбор инструмента, вектор гравитации, переключатель гравитации, шаг интегрирования, число подшагов, форма и тип создаваемого тела, его размеры, плотность, трение, упругость и начальная скорость, а также режим отображения векторов скорости. Блок свойств выбранного тела виден всегда, но доступен для изменения только при наличии выбранного тела; блок «Параметры нового тела» показывается только в режиме «Создать объект»; состав полей зависит от формы тела – для круга вместо ширины и высоты показывается диаметр.</w:t>
       </w:r>
     </w:p>
     <w:p>
@@ -9632,7 +9632,7 @@
           <w:b w:val="0"/>
           <w:sz w:val="28"/>
         </w:rPr>
-        <w:t>Центральная область – область симуляции, на которой отображаются тела, координатная сетка, границы мира, векторы скорости и служебная информация.</w:t>
+        <w:t>Центральная область – область симуляции, на которой отображаются тела, координатная сетка, границы мира и векторы скорости; поверх сцены выводится подсказка по текущему инструменту. Служебная информация (FPS, число тел, контакты, время) и координаты курсора выводятся в строке состояния под областью симуляции.</w:t>
       </w:r>
     </w:p>
     <w:p>
@@ -10263,7 +10263,7 @@
           <w:b w:val="0"/>
           <w:sz w:val="28"/>
         </w:rPr>
-        <w:t>Классы физического мира, отрисовки и взаимодействия не зависят напрямую от элементов интерфейса.</w:t>
+        <w:t>Модули физического мира и холста не зависят от элементов интерфейса; главная форма использует типы библиотеки Aether.Physics2D только для выбора и перетаскивания тел.</w:t>
       </w:r>
     </w:p>
     <w:p>
@@ -10308,7 +10308,7 @@
           <w:b w:val="0"/>
           <w:sz w:val="28"/>
         </w:rPr>
-        <w:t>Используются возможности языка C# версии 7.3 и выше: автореализуемые свойства, интерполяция строк, сопоставление с образцом.</w:t>
+        <w:t>Используются возможности языка C# версии 7.3: автореализуемые свойства, лямбда-выражения, инициализаторы объектов и анонимные делегаты.</w:t>
       </w:r>
     </w:p>
     <w:p>

--- a/ФизикСим.docx
+++ b/ФизикСим.docx
@@ -375,7 +375,7 @@
           <w:b w:val="0"/>
           <w:sz w:val="28"/>
         </w:rPr>
-        <w:t>отображение векторов скорости динамических тел с выбором режима показа;</w:t>
+        <w:t>отображение векторов скорости динамических и кинематических тел с выбором режима показа;</w:t>
       </w:r>
     </w:p>
     <w:p>
@@ -1049,7 +1049,7 @@
           <w:b w:val="0"/>
           <w:sz w:val="28"/>
         </w:rPr>
-        <w:t>Система должна отображать векторы линейной скорости динамических тел в виде стрелок, направленных вдоль вектора скорости. Длина стрелки пропорциональна модулю скорости, но ограничена сверху, чтобы не перекрывать сцену.</w:t>
+        <w:t>Система должна отображать векторы линейной скорости динамических и кинематических тел в виде стрелок, направленных вдоль вектора скорости. Длина стрелки пропорциональна модулю скорости, но ограничена сверху, чтобы не перекрывать сцену.</w:t>
       </w:r>
     </w:p>
     <w:p>
@@ -1064,7 +1064,7 @@
           <w:b w:val="0"/>
           <w:sz w:val="28"/>
         </w:rPr>
-        <w:t>Система должна поддерживать три режима отображения векторов скорости: векторы выключены, векторы только у выбранного тела, векторы у всех динамических тел.</w:t>
+        <w:t>Система должна поддерживать три режима отображения векторов скорости: векторы выключены, векторы только у выбранного тела, векторы у всех динамических и кинематических тел.</w:t>
       </w:r>
     </w:p>
     <w:p>
@@ -6408,7 +6408,7 @@
           <w:b w:val="0"/>
           <w:sz w:val="28"/>
         </w:rPr>
-        <w:t>Векторы скорости. Поверх сцены у динамических тел рисуются стрелки вдоль вектора линейной скорости. Длина стрелки пропорциональна модулю скорости (0,4 метра на 1 м/с) и ограничена сверху шестью метрами, чтобы быстрое тело не закрывало стрелкой всю сцену. Толщина линии задаётся в единицах, обратных масштабу, поэтому стрелка не утолщается при приближении.</w:t>
+        <w:t>Векторы скорости. Поверх сцены у динамических и кинематических тел рисуются стрелки вдоль вектора линейной скорости. Длина стрелки пропорциональна модулю скорости (0,4 метра на 1 м/с) и ограничена сверху шестью метрами, чтобы быстрое тело не закрывало стрелкой всю сцену. Толщина линии задаётся в единицах, обратных масштабу, поэтому стрелка не утолщается при приближении.</w:t>
       </w:r>
     </w:p>
     <w:p>
@@ -6857,7 +6857,7 @@
           <w:b w:val="0"/>
           <w:sz w:val="28"/>
         </w:rPr>
-        <w:t>Перетаскивание на паузе. Во время паузы расчёт не выполняется, поэтому соединение не смогло бы сдвинуть тело. В этом режиме тело переносится непосредственно под курсор, а линейная и угловая скорости сохраняются без изменений: после возобновления симуляции тело продолжает движение с теми параметрами, которые были заданы до переноса. Это позволяет расставлять объекты на паузе, не теряя накопленную скорость.</w:t>
+        <w:t>Перетаскивание на паузе. Во время паузы расчёт не выполняется, поэтому соединение не смогло бы сдвинуть тело. В этом режиме тело переносится непосредственно, при этом точка захвата остаётся под курсором (тело не «прыгает» центром к курсору), а линейная и угловая скорости сохраняются без изменений: после возобновления симуляции тело продолжает движение с теми параметрами, которые были заданы до переноса. Это позволяет расставлять объекты на паузе, не теряя накопленную скорость. Тело можно вынести за границы области симуляции; чтобы его нельзя было потерять, курсор при переносе ограничен размерами холста, а выбрать тело можно и за границами области.</w:t>
       </w:r>
     </w:p>
     <w:p>
